--- a/reference-win.docx
+++ b/reference-win.docx
@@ -962,10 +962,10 @@
         <w:b/>
       </w:rPr>
       <w:tcPr>
-        <w:vAlign w:val="bottom"/>
         <w:tcBorders>
           <w:bottom w:val="single" w:sz="8" w:space="0" w:color="404040"/>
         </w:tcBorders>
+        <w:vAlign w:val="bottom"/>
       </w:tcPr>
     </w:tblStylePr>
   </w:style>
